--- a/📝文章/20260825/周一010_马拉加vs拉科_头条版.docx
+++ b/📝文章/20260825/周一010_马拉加vs拉科_头条版.docx
@@ -533,7 +533,7 @@
           <w:color w:val="333333"/>
           <w:sz w:val="22"/>
         </w:rPr>
-        <w:t>马拉加这个 38% 的热度，你觉得是机构真看好升班马主场，还是互啄局里给主队留的体面？你站马拉加小胜，还是站拉科客场拿分？评论区亮个比分，我先看好 1-1，50% 的平局率，赌它是规律不是巧合。</w:t>
+        <w:t>马拉加这个 38% 的热度，你觉得是机构真看好升班马主场，还是互啄局里给主队留的体面？你站马拉加小胜，还是站拉科客场拿分？评论区亮个比分，我先看好 1-1，50% 的平局率摆在那，我更信它是规律不是巧合。</w:t>
       </w:r>
     </w:p>
     <w:p>
